--- a/docs/Thesis/Writing Plan Bachelor.docx
+++ b/docs/Thesis/Writing Plan Bachelor.docx
@@ -825,6 +825,24 @@
         <w:rPr>
           <w:lang w:val="en-US"/>
         </w:rPr>
+        <w:t>Explain solutions it finds</w:t>
+      </w:r>
+    </w:p>
+    <w:p>
+      <w:pPr>
+        <w:pStyle w:val="Listenabsatz"/>
+        <w:numPr>
+          <w:ilvl w:val="2"/>
+          <w:numId w:val="1"/>
+        </w:numPr>
+        <w:rPr>
+          <w:lang w:val="en-US"/>
+        </w:rPr>
+      </w:pPr>
+      <w:r>
+        <w:rPr>
+          <w:lang w:val="en-US"/>
+        </w:rPr>
         <w:t>Limitations</w:t>
       </w:r>
     </w:p>
@@ -1036,6 +1054,24 @@
         <w:rPr>
           <w:lang w:val="en-US"/>
         </w:rPr>
+        <w:t>Explain solutions it finds</w:t>
+      </w:r>
+    </w:p>
+    <w:p>
+      <w:pPr>
+        <w:pStyle w:val="Listenabsatz"/>
+        <w:numPr>
+          <w:ilvl w:val="2"/>
+          <w:numId w:val="1"/>
+        </w:numPr>
+        <w:rPr>
+          <w:lang w:val="en-US"/>
+        </w:rPr>
+      </w:pPr>
+      <w:r>
+        <w:rPr>
+          <w:lang w:val="en-US"/>
+        </w:rPr>
         <w:t>Limitations</w:t>
       </w:r>
     </w:p>
@@ -1202,7 +1238,143 @@
         <w:rPr>
           <w:lang w:val="en-US"/>
         </w:rPr>
+        <w:t>(Energy usage)</w:t>
+      </w:r>
+    </w:p>
+    <w:p>
+      <w:pPr>
+        <w:pStyle w:val="Listenabsatz"/>
+        <w:numPr>
+          <w:ilvl w:val="2"/>
+          <w:numId w:val="1"/>
+        </w:numPr>
+        <w:rPr>
+          <w:lang w:val="en-US"/>
+        </w:rPr>
+      </w:pPr>
+      <w:r>
+        <w:rPr>
+          <w:lang w:val="en-US"/>
+        </w:rPr>
         <w:t>Reliability</w:t>
+      </w:r>
+    </w:p>
+    <w:p>
+      <w:pPr>
+        <w:pStyle w:val="Listenabsatz"/>
+        <w:numPr>
+          <w:ilvl w:val="2"/>
+          <w:numId w:val="1"/>
+        </w:numPr>
+        <w:rPr>
+          <w:lang w:val="en-US"/>
+        </w:rPr>
+      </w:pPr>
+      <w:r>
+        <w:rPr>
+          <w:lang w:val="en-US"/>
+        </w:rPr>
+        <w:t>Recalculation performance</w:t>
+      </w:r>
+    </w:p>
+    <w:p>
+      <w:pPr>
+        <w:pStyle w:val="Listenabsatz"/>
+        <w:numPr>
+          <w:ilvl w:val="1"/>
+          <w:numId w:val="1"/>
+        </w:numPr>
+        <w:rPr>
+          <w:lang w:val="en-US"/>
+        </w:rPr>
+      </w:pPr>
+      <w:r>
+        <w:rPr>
+          <w:b/>
+          <w:bCs/>
+          <w:lang w:val="en-US"/>
+        </w:rPr>
+        <w:t>Other ideas</w:t>
+      </w:r>
+    </w:p>
+    <w:p>
+      <w:pPr>
+        <w:pStyle w:val="Listenabsatz"/>
+        <w:numPr>
+          <w:ilvl w:val="2"/>
+          <w:numId w:val="1"/>
+        </w:numPr>
+        <w:rPr>
+          <w:lang w:val="en-US"/>
+        </w:rPr>
+      </w:pPr>
+      <w:r>
+        <w:rPr>
+          <w:lang w:val="en-US"/>
+        </w:rPr>
+        <w:t>Possible algorithms</w:t>
+      </w:r>
+    </w:p>
+    <w:p>
+      <w:pPr>
+        <w:pStyle w:val="Listenabsatz"/>
+        <w:numPr>
+          <w:ilvl w:val="2"/>
+          <w:numId w:val="1"/>
+        </w:numPr>
+        <w:rPr>
+          <w:lang w:val="en-US"/>
+        </w:rPr>
+      </w:pPr>
+      <w:r>
+        <w:rPr>
+          <w:lang w:val="en-US"/>
+        </w:rPr>
+        <w:t>Algorithmic possibilities</w:t>
+      </w:r>
+    </w:p>
+    <w:p>
+      <w:pPr>
+        <w:pStyle w:val="Listenabsatz"/>
+        <w:numPr>
+          <w:ilvl w:val="3"/>
+          <w:numId w:val="1"/>
+        </w:numPr>
+        <w:rPr>
+          <w:lang w:val="en-US"/>
+        </w:rPr>
+      </w:pPr>
+      <w:r>
+        <w:rPr>
+          <w:lang w:val="en-US"/>
+        </w:rPr>
+        <w:t>E.g. stable solutions (like variant for DP)</w:t>
+      </w:r>
+    </w:p>
+    <w:p>
+      <w:pPr>
+        <w:pStyle w:val="Listenabsatz"/>
+        <w:numPr>
+          <w:ilvl w:val="2"/>
+          <w:numId w:val="1"/>
+        </w:numPr>
+        <w:rPr>
+          <w:lang w:val="en-US"/>
+        </w:rPr>
+      </w:pPr>
+      <w:proofErr w:type="gramStart"/>
+      <w:r>
+        <w:rPr>
+          <w:lang w:val="en-US"/>
+        </w:rPr>
+        <w:t>Introduce</w:t>
+      </w:r>
+      <w:proofErr w:type="gramEnd"/>
+      <w:r>
+        <w:rPr>
+          <w:lang w:val="en-US"/>
+        </w:rPr>
+        <w:t xml:space="preserve"> uncertainty for energy harvesting values</w:t>
       </w:r>
     </w:p>
     <w:p>
